--- a/Ozrit HR data/ozrit/HR/HR/Employees/PHP/Venkateshwarlu/Manikanta updated Offer letter.docx
+++ b/Ozrit HR data/ozrit/HR/HR/Employees/PHP/Venkateshwarlu/Manikanta updated Offer letter.docx
@@ -188,17 +188,8 @@
           <w:rFonts w:ascii="Cambria" w:eastAsia="Cambria" w:hAnsi="Cambria" w:cs="Cambria"/>
           <w:b/>
         </w:rPr>
-        <w:t xml:space="preserve"> </w:t>
-      </w:r>
-      <w:proofErr w:type="spellStart"/>
-      <w:r>
-        <w:rPr>
-          <w:rFonts w:ascii="Cambria" w:eastAsia="Cambria" w:hAnsi="Cambria" w:cs="Cambria"/>
-          <w:b/>
-        </w:rPr>
-        <w:t>Palagundla</w:t>
-      </w:r>
-      <w:proofErr w:type="spellEnd"/>
+        <w:t xml:space="preserve"> Palagundla</w:t>
+      </w:r>
     </w:p>
     <w:p>
       <w:pPr>
@@ -470,7 +461,7 @@
           <w:rFonts w:ascii="Cambria" w:eastAsia="Cambria" w:hAnsi="Cambria" w:cs="Cambria"/>
           <w:b/>
         </w:rPr>
-        <w:t>29</w:t>
+        <w:t>06</w:t>
       </w:r>
       <w:r>
         <w:rPr>
@@ -485,7 +476,7 @@
           <w:rFonts w:ascii="Cambria" w:eastAsia="Cambria" w:hAnsi="Cambria" w:cs="Cambria"/>
           <w:b/>
         </w:rPr>
-        <w:t xml:space="preserve"> September</w:t>
+        <w:t xml:space="preserve"> October </w:t>
       </w:r>
       <w:r>
         <w:rPr>
@@ -772,6 +763,13 @@
         </w:rPr>
         <w:t>showing deductions &amp; taxable Income with break-up)</w:t>
       </w:r>
+    </w:p>
+    <w:p>
+      <w:pPr>
+        <w:rPr>
+          <w:rFonts w:ascii="Cambria" w:eastAsia="Cambria" w:hAnsi="Cambria" w:cs="Cambria"/>
+        </w:rPr>
+      </w:pPr>
     </w:p>
     <w:p>
       <w:pPr>
@@ -1912,13 +1910,17 @@
                 <w:bCs/>
                 <w:lang w:val="en-US"/>
               </w:rPr>
-              <w:t>Joining :</w:t>
+              <w:t>Joining</w:t>
+            </w:r>
+            <w:r>
+              <w:rPr>
+                <w:lang w:val="en-US"/>
+              </w:rPr>
+              <w:t xml:space="preserve"> :</w:t>
             </w:r>
             <w:proofErr w:type="gramEnd"/>
             <w:r>
               <w:rPr>
-                <w:b/>
-                <w:bCs/>
                 <w:lang w:val="en-US"/>
               </w:rPr>
               <w:t xml:space="preserve"> </w:t>
@@ -1927,7 +1929,25 @@
               <w:rPr>
                 <w:lang w:val="en-US"/>
               </w:rPr>
-              <w:t>29.09.2025</w:t>
+              <w:t>06</w:t>
+            </w:r>
+            <w:r>
+              <w:rPr>
+                <w:lang w:val="en-US"/>
+              </w:rPr>
+              <w:t>.</w:t>
+            </w:r>
+            <w:r>
+              <w:rPr>
+                <w:lang w:val="en-US"/>
+              </w:rPr>
+              <w:t>10</w:t>
+            </w:r>
+            <w:r>
+              <w:rPr>
+                <w:lang w:val="en-US"/>
+              </w:rPr>
+              <w:t>.2025</w:t>
             </w:r>
           </w:p>
         </w:tc>
@@ -4038,6 +4058,7 @@
   <w:style w:type="character" w:default="1" w:styleId="DefaultParagraphFont">
     <w:name w:val="Default Paragraph Font"/>
     <w:uiPriority w:val="1"/>
+    <w:semiHidden/>
     <w:unhideWhenUsed/>
   </w:style>
   <w:style w:type="table" w:default="1" w:styleId="TableNormal">
